--- a/downloads/teacher/05 Materials/Unit 02/Handouts/Handout 02.13 - Skittles Market Game Rules and Ledger.docx
+++ b/downloads/teacher/05 Materials/Unit 02/Handouts/Handout 02.13 - Skittles Market Game Rules and Ledger.docx
@@ -1400,22 +1400,7 @@
         <w:pStyle w:val="BodyText"/>
       </w:pPr>
       <w:r>
-        <w:t xml:space="preserve">Real choice: Checking Account A charges $12 a month and nothing per transaction</w:t>
-      </w:r>
-      <w:r>
-        <w:t xml:space="preserve"> </w:t>
-      </w:r>
-      <w:r>
-        <w:rPr>
-          <w:rStyle w:val="TeacherNote"/>
-        </w:rPr>
-        <w:t xml:space="preserve">[update]. Checking Account B charges nothing a month and $0.50 per transaction [update].</w:t>
-      </w:r>
-      <w:r>
-        <w:t xml:space="preserve"> </w:t>
-      </w:r>
-      <w:r>
-        <w:t xml:space="preserve">A person who makes 10 transactions a month should pick ______ (A costs $______, B costs $______). A person who makes 40 should pick ______ (A costs $______, B costs $______).</w:t>
+        <w:t xml:space="preserve">Real choice: Checking Account A charges $12 a month and nothing per transaction. Checking Account B charges nothing a month and $0.50 per transaction. A person who makes 10 transactions a month should pick ______ (A costs $______, B costs $______). A person who makes 40 should pick ______ (A costs $______, B costs $______).</w:t>
       </w:r>
     </w:p>
     <w:p>
